--- a/TP5/TP5.docx
+++ b/TP5/TP5.docx
@@ -368,36 +368,17 @@
           <w:i/>
           <w:iCs/>
         </w:rPr>
-        <w:t xml:space="preserve">Le compteur de temporisation devra compter 100 000 000 coups d’horloge (pour une fréquence d’horloge à 100MHz, cela correspond à 1s). Dans la suite de ce TP, la valeur du compteur de temporisation ne sera pas modifiée, même lorsque les fréquences d’horloges changeront. </w:t>
-      </w:r>
-    </w:p>
-    <w:p>
-      <w:pPr>
-        <w:pStyle w:val="Normal"/>
-        <w:bidi w:val="0"/>
-        <w:jc w:val="start"/>
-        <w:rPr>
-          <w:b/>
-          <w:bCs/>
-          <w:i/>
-          <w:iCs/>
-        </w:rPr>
-      </w:pPr>
-      <w:r>
-        <w:rPr>
-          <w:b/>
-          <w:bCs/>
-          <w:i/>
-          <w:iCs/>
-        </w:rPr>
+        <w:t xml:space="preserve">Le compteur de temporisation devra compter 100 000 000 coups d’horloge (pour une fréquence d’horloge à 100MHz, cela correspond à 1s). Dans la suite de ce TP, la valeur du compteur de </w:t>
+      </w:r>
+      <w:r>
         <w:drawing>
           <wp:anchor distT="0" distB="0" distL="0" distR="0" simplePos="0" relativeHeight="2" behindDoc="0" locked="0" layoutInCell="0" allowOverlap="1">
             <wp:simplePos x="0" y="0"/>
             <wp:positionH relativeFrom="column">
-              <wp:align>center</wp:align>
+              <wp:posOffset>0</wp:posOffset>
             </wp:positionH>
             <wp:positionV relativeFrom="paragraph">
-              <wp:posOffset>635</wp:posOffset>
+              <wp:posOffset>549275</wp:posOffset>
             </wp:positionV>
             <wp:extent cx="6120130" cy="3061335"/>
             <wp:effectExtent l="0" t="0" r="0" b="0"/>
@@ -436,6 +417,193 @@
             </a:graphic>
           </wp:anchor>
         </w:drawing>
+      </w:r>
+      <w:r>
+        <w:rPr>
+          <w:b/>
+          <w:bCs/>
+          <w:i/>
+          <w:iCs/>
+        </w:rPr>
+        <w:t xml:space="preserve">temporisation ne sera pas modifiée, même lorsque les fréquences d’horloges changeront. </w:t>
+      </w:r>
+    </w:p>
+    <w:tbl>
+      <w:tblPr>
+        <w:tblW w:w="5000" w:type="pct"/>
+        <w:jc w:val="start"/>
+        <w:tblInd w:w="-5" w:type="dxa"/>
+        <w:tblLayout w:type="fixed"/>
+        <w:tblCellMar>
+          <w:top w:w="55" w:type="dxa"/>
+          <w:start w:w="55" w:type="dxa"/>
+          <w:bottom w:w="55" w:type="dxa"/>
+          <w:end w:w="55" w:type="dxa"/>
+        </w:tblCellMar>
+      </w:tblPr>
+      <w:tblGrid>
+        <w:gridCol w:w="3212"/>
+        <w:gridCol w:w="3213"/>
+        <w:gridCol w:w="3213"/>
+      </w:tblGrid>
+      <w:tr>
+        <w:trPr/>
+        <w:tc>
+          <w:tcPr>
+            <w:tcW w:w="3212" w:type="dxa"/>
+            <w:tcBorders>
+              <w:top w:val="single" w:sz="4" w:space="0" w:color="000000"/>
+              <w:start w:val="single" w:sz="4" w:space="0" w:color="000000"/>
+              <w:bottom w:val="single" w:sz="4" w:space="0" w:color="000000"/>
+            </w:tcBorders>
+          </w:tcPr>
+          <w:p>
+            <w:pPr>
+              <w:pStyle w:val="Contenudetableau"/>
+              <w:bidi w:val="0"/>
+              <w:jc w:val="center"/>
+              <w:rPr/>
+            </w:pPr>
+            <w:r>
+              <w:rPr/>
+              <w:t>Red (état initial)</w:t>
+            </w:r>
+          </w:p>
+        </w:tc>
+        <w:tc>
+          <w:tcPr>
+            <w:tcW w:w="3213" w:type="dxa"/>
+            <w:tcBorders>
+              <w:top w:val="single" w:sz="4" w:space="0" w:color="000000"/>
+              <w:start w:val="single" w:sz="4" w:space="0" w:color="000000"/>
+              <w:bottom w:val="single" w:sz="4" w:space="0" w:color="000000"/>
+            </w:tcBorders>
+          </w:tcPr>
+          <w:p>
+            <w:pPr>
+              <w:pStyle w:val="Contenudetableau"/>
+              <w:bidi w:val="0"/>
+              <w:jc w:val="center"/>
+              <w:rPr/>
+            </w:pPr>
+            <w:r>
+              <w:rPr/>
+              <w:t>Vert</w:t>
+            </w:r>
+          </w:p>
+        </w:tc>
+        <w:tc>
+          <w:tcPr>
+            <w:tcW w:w="3213" w:type="dxa"/>
+            <w:tcBorders>
+              <w:top w:val="single" w:sz="4" w:space="0" w:color="000000"/>
+              <w:start w:val="single" w:sz="4" w:space="0" w:color="000000"/>
+              <w:bottom w:val="single" w:sz="4" w:space="0" w:color="000000"/>
+              <w:end w:val="single" w:sz="4" w:space="0" w:color="000000"/>
+            </w:tcBorders>
+          </w:tcPr>
+          <w:p>
+            <w:pPr>
+              <w:pStyle w:val="Contenudetableau"/>
+              <w:bidi w:val="0"/>
+              <w:jc w:val="center"/>
+              <w:rPr/>
+            </w:pPr>
+            <w:r>
+              <w:rPr/>
+              <w:t>Bleu</w:t>
+            </w:r>
+          </w:p>
+        </w:tc>
+      </w:tr>
+      <w:tr>
+        <w:trPr/>
+        <w:tc>
+          <w:tcPr>
+            <w:tcW w:w="3212" w:type="dxa"/>
+            <w:tcBorders>
+              <w:start w:val="single" w:sz="4" w:space="0" w:color="000000"/>
+              <w:bottom w:val="single" w:sz="4" w:space="0" w:color="000000"/>
+            </w:tcBorders>
+          </w:tcPr>
+          <w:p>
+            <w:pPr>
+              <w:pStyle w:val="Contenudetableau"/>
+              <w:bidi w:val="0"/>
+              <w:jc w:val="center"/>
+              <w:rPr/>
+            </w:pPr>
+            <w:r>
+              <w:rPr/>
+              <w:t>color_code= « 01 » </w:t>
+            </w:r>
+          </w:p>
+        </w:tc>
+        <w:tc>
+          <w:tcPr>
+            <w:tcW w:w="3213" w:type="dxa"/>
+            <w:tcBorders>
+              <w:start w:val="single" w:sz="4" w:space="0" w:color="000000"/>
+              <w:bottom w:val="single" w:sz="4" w:space="0" w:color="000000"/>
+            </w:tcBorders>
+          </w:tcPr>
+          <w:p>
+            <w:pPr>
+              <w:pStyle w:val="Contenudetableau"/>
+              <w:bidi w:val="0"/>
+              <w:jc w:val="center"/>
+              <w:rPr/>
+            </w:pPr>
+            <w:r>
+              <w:rPr/>
+              <w:t>color_code= « 10 »</w:t>
+            </w:r>
+          </w:p>
+        </w:tc>
+        <w:tc>
+          <w:tcPr>
+            <w:tcW w:w="3213" w:type="dxa"/>
+            <w:tcBorders>
+              <w:start w:val="single" w:sz="4" w:space="0" w:color="000000"/>
+              <w:bottom w:val="single" w:sz="4" w:space="0" w:color="000000"/>
+              <w:end w:val="single" w:sz="4" w:space="0" w:color="000000"/>
+            </w:tcBorders>
+          </w:tcPr>
+          <w:p>
+            <w:pPr>
+              <w:pStyle w:val="Contenudetableau"/>
+              <w:bidi w:val="0"/>
+              <w:jc w:val="center"/>
+              <w:rPr/>
+            </w:pPr>
+            <w:r>
+              <w:rPr/>
+              <w:t>color_code= « 11»</w:t>
+            </w:r>
+          </w:p>
+        </w:tc>
+      </w:tr>
+    </w:tbl>
+    <w:p>
+      <w:pPr>
+        <w:pStyle w:val="Normal"/>
+        <w:bidi w:val="0"/>
+        <w:jc w:val="start"/>
+        <w:rPr>
+          <w:b w:val="false"/>
+          <w:bCs w:val="false"/>
+          <w:i w:val="false"/>
+          <w:iCs w:val="false"/>
+        </w:rPr>
+      </w:pPr>
+      <w:r>
+        <w:rPr>
+          <w:b w:val="false"/>
+          <w:bCs w:val="false"/>
+          <w:i w:val="false"/>
+          <w:iCs w:val="false"/>
+        </w:rPr>
+        <w:t>Changement d’état de la FSM quand end_cpt=’1’. Le signal update est mis à ‘1’ lors d’un changement d’état de la FSM puis remis a ‘0’ au cycle d’horloge suivant.</w:t>
       </w:r>
     </w:p>
     <w:p>
@@ -1347,6 +1515,16 @@
     <w:rPr>
       <w:rFonts w:cs="Arial"/>
     </w:rPr>
+  </w:style>
+  <w:style w:type="paragraph" w:styleId="Contenudetableau">
+    <w:name w:val="Contenu de tableau"/>
+    <w:basedOn w:val="Normal"/>
+    <w:qFormat/>
+    <w:pPr>
+      <w:widowControl w:val="false"/>
+      <w:suppressLineNumbers/>
+    </w:pPr>
+    <w:rPr/>
   </w:style>
 </w:styles>
 </file>

--- a/TP5/TP5.docx
+++ b/TP5/TP5.docx
@@ -459,7 +459,7 @@
           </w:tcPr>
           <w:p>
             <w:pPr>
-              <w:pStyle w:val="Contenudetableau"/>
+              <w:pStyle w:val="Contenudetableauuser"/>
               <w:bidi w:val="0"/>
               <w:jc w:val="center"/>
               <w:rPr/>
@@ -481,7 +481,7 @@
           </w:tcPr>
           <w:p>
             <w:pPr>
-              <w:pStyle w:val="Contenudetableau"/>
+              <w:pStyle w:val="Contenudetableauuser"/>
               <w:bidi w:val="0"/>
               <w:jc w:val="center"/>
               <w:rPr/>
@@ -504,7 +504,7 @@
           </w:tcPr>
           <w:p>
             <w:pPr>
-              <w:pStyle w:val="Contenudetableau"/>
+              <w:pStyle w:val="Contenudetableauuser"/>
               <w:bidi w:val="0"/>
               <w:jc w:val="center"/>
               <w:rPr/>
@@ -528,7 +528,7 @@
           </w:tcPr>
           <w:p>
             <w:pPr>
-              <w:pStyle w:val="Contenudetableau"/>
+              <w:pStyle w:val="Contenudetableauuser"/>
               <w:bidi w:val="0"/>
               <w:jc w:val="center"/>
               <w:rPr/>
@@ -549,7 +549,7 @@
           </w:tcPr>
           <w:p>
             <w:pPr>
-              <w:pStyle w:val="Contenudetableau"/>
+              <w:pStyle w:val="Contenudetableauuser"/>
               <w:bidi w:val="0"/>
               <w:jc w:val="center"/>
               <w:rPr/>
@@ -571,7 +571,7 @@
           </w:tcPr>
           <w:p>
             <w:pPr>
-              <w:pStyle w:val="Contenudetableau"/>
+              <w:pStyle w:val="Contenudetableauuser"/>
               <w:bidi w:val="0"/>
               <w:jc w:val="center"/>
               <w:rPr/>
@@ -634,6 +634,7 @@
       <w:pPr>
         <w:pStyle w:val="Normal"/>
         <w:bidi w:val="0"/>
+        <w:spacing w:before="0" w:after="0"/>
         <w:jc w:val="start"/>
         <w:rPr>
           <w:b/>
@@ -658,19 +659,13 @@
         <w:bidi w:val="0"/>
         <w:jc w:val="start"/>
         <w:rPr>
-          <w:b/>
-          <w:bCs/>
-          <w:i/>
-          <w:iCs/>
-        </w:rPr>
-      </w:pPr>
-      <w:r>
-        <w:rPr>
-          <w:b/>
-          <w:bCs/>
-          <w:i/>
-          <w:iCs/>
-        </w:rPr>
+          <w:b w:val="false"/>
+          <w:bCs w:val="false"/>
+          <w:i w:val="false"/>
+          <w:iCs w:val="false"/>
+        </w:rPr>
+      </w:pPr>
+      <w:r>
         <w:drawing>
           <wp:anchor distT="0" distB="0" distL="0" distR="0" simplePos="0" relativeHeight="4" behindDoc="0" locked="0" layoutInCell="0" allowOverlap="1">
             <wp:simplePos x="0" y="0"/>
@@ -718,6 +713,36 @@
           </wp:anchor>
         </w:drawing>
       </w:r>
+      <w:r>
+        <w:rPr>
+          <w:b w:val="false"/>
+          <w:bCs w:val="false"/>
+          <w:i w:val="false"/>
+          <w:iCs w:val="false"/>
+        </w:rPr>
+        <w:t>J’ai reproduit la même architecture que dans le shéma RTL, un bloc FSM et un bloc cpt.</w:t>
+      </w:r>
+    </w:p>
+    <w:p>
+      <w:pPr>
+        <w:pStyle w:val="Normal"/>
+        <w:bidi w:val="0"/>
+        <w:jc w:val="start"/>
+        <w:rPr>
+          <w:b w:val="false"/>
+          <w:bCs w:val="false"/>
+          <w:i w:val="false"/>
+          <w:iCs w:val="false"/>
+        </w:rPr>
+      </w:pPr>
+      <w:r>
+        <w:rPr>
+          <w:b w:val="false"/>
+          <w:bCs w:val="false"/>
+          <w:i w:val="false"/>
+          <w:iCs w:val="false"/>
+        </w:rPr>
+      </w:r>
     </w:p>
     <w:p>
       <w:pPr>
@@ -747,19 +772,13 @@
         <w:bidi w:val="0"/>
         <w:jc w:val="start"/>
         <w:rPr>
-          <w:b/>
-          <w:bCs/>
-          <w:i/>
-          <w:iCs/>
-        </w:rPr>
-      </w:pPr>
-      <w:r>
-        <w:rPr>
-          <w:b/>
-          <w:bCs/>
-          <w:i/>
-          <w:iCs/>
-        </w:rPr>
+          <w:b w:val="false"/>
+          <w:bCs w:val="false"/>
+          <w:i w:val="false"/>
+          <w:iCs w:val="false"/>
+        </w:rPr>
+      </w:pPr>
+      <w:r>
         <w:drawing>
           <wp:anchor distT="0" distB="0" distL="0" distR="0" simplePos="0" relativeHeight="5" behindDoc="0" locked="0" layoutInCell="0" allowOverlap="1">
             <wp:simplePos x="0" y="0"/>
@@ -807,6 +826,84 @@
           </wp:anchor>
         </w:drawing>
       </w:r>
+      <w:r>
+        <w:rPr>
+          <w:b w:val="false"/>
+          <w:bCs w:val="false"/>
+          <w:i w:val="false"/>
+          <w:iCs w:val="false"/>
+        </w:rPr>
+        <w:t>La séquence semble être respectée à l’exception prés que la première couleur allumé est la bleu.</w:t>
+      </w:r>
+    </w:p>
+    <w:p>
+      <w:pPr>
+        <w:pStyle w:val="Normal"/>
+        <w:bidi w:val="0"/>
+        <w:jc w:val="start"/>
+        <w:rPr>
+          <w:b w:val="false"/>
+          <w:bCs w:val="false"/>
+          <w:i w:val="false"/>
+          <w:iCs w:val="false"/>
+        </w:rPr>
+      </w:pPr>
+      <w:r>
+        <w:rPr>
+          <w:b w:val="false"/>
+          <w:bCs w:val="false"/>
+          <w:i w:val="false"/>
+          <w:iCs w:val="false"/>
+        </w:rPr>
+        <w:t>On a donc bien sur chacune des LED 10 impulsion dans le bonne ordre d’abord rouge, puis vert et enfin bleu.</w:t>
+        <w:br/>
+        <w:t>La changement de couleur à lieu sur un front haut à chaque fois car pour la simulation le compteur du driver LED a été mis à 1 au lieu des 100 000 000.</w:t>
+      </w:r>
+    </w:p>
+    <w:p>
+      <w:pPr>
+        <w:pStyle w:val="Normal"/>
+        <w:bidi w:val="0"/>
+        <w:jc w:val="start"/>
+        <w:rPr>
+          <w:b w:val="false"/>
+          <w:bCs w:val="false"/>
+          <w:i w:val="false"/>
+          <w:iCs w:val="false"/>
+        </w:rPr>
+      </w:pPr>
+      <w:r>
+        <w:rPr>
+          <w:b w:val="false"/>
+          <w:bCs w:val="false"/>
+          <w:i w:val="false"/>
+          <w:iCs w:val="false"/>
+        </w:rPr>
+      </w:r>
+    </w:p>
+    <w:p>
+      <w:pPr>
+        <w:pStyle w:val="Normal"/>
+        <w:bidi w:val="0"/>
+        <w:jc w:val="start"/>
+        <w:rPr>
+          <w:b/>
+          <w:bCs/>
+          <w:i/>
+          <w:iCs/>
+        </w:rPr>
+      </w:pPr>
+      <w:r>
+        <w:rPr>
+          <w:b/>
+          <w:bCs/>
+          <w:i/>
+          <w:iCs/>
+        </w:rPr>
+      </w:r>
+      <w:r>
+        <w:br w:type="page"/>
+      </w:r>
     </w:p>
     <w:p>
       <w:pPr>
@@ -1404,6 +1501,7 @@
       <w:pgNumType w:fmt="decimal"/>
       <w:formProt w:val="false"/>
       <w:textDirection w:val="lrTb"/>
+      <w:docGrid w:type="default" w:linePitch="100" w:charSpace="0"/>
     </w:sectPr>
   </w:body>
 </w:document>
@@ -1423,7 +1521,6 @@
     </w:rPrDefault>
     <w:pPrDefault>
       <w:pPr>
-        <w:widowControl/>
         <w:suppressAutoHyphens w:val="true"/>
       </w:pPr>
     </w:pPrDefault>
@@ -1433,7 +1530,10 @@
     <w:qFormat/>
     <w:pPr>
       <w:widowControl/>
+      <w:suppressAutoHyphens w:val="true"/>
       <w:bidi w:val="0"/>
+      <w:spacing w:before="0" w:after="0"/>
+      <w:jc w:val="start"/>
     </w:pPr>
     <w:rPr>
       <w:rFonts w:ascii="Liberation Serif" w:hAnsi="Liberation Serif" w:eastAsia="NSimSun" w:cs="Arial"/>
@@ -1516,8 +1616,23 @@
       <w:rFonts w:cs="Arial"/>
     </w:rPr>
   </w:style>
-  <w:style w:type="paragraph" w:styleId="Contenudetableau">
-    <w:name w:val="Contenu de tableau"/>
+  <w:style w:type="paragraph" w:styleId="Titreuser">
+    <w:name w:val="Titre (user)"/>
+    <w:basedOn w:val="Normal"/>
+    <w:next w:val="BodyText"/>
+    <w:qFormat/>
+    <w:pPr>
+      <w:keepNext w:val="true"/>
+      <w:spacing w:before="240" w:after="120"/>
+    </w:pPr>
+    <w:rPr>
+      <w:rFonts w:ascii="Liberation Sans" w:hAnsi="Liberation Sans" w:eastAsia="Microsoft YaHei" w:cs="Arial"/>
+      <w:sz w:val="28"/>
+      <w:szCs w:val="28"/>
+    </w:rPr>
+  </w:style>
+  <w:style w:type="paragraph" w:styleId="Contenudetableauuser">
+    <w:name w:val="Contenu de tableau (user)"/>
     <w:basedOn w:val="Normal"/>
     <w:qFormat/>
     <w:pPr>

--- a/TP5/TP5.docx
+++ b/TP5/TP5.docx
@@ -933,19 +933,13 @@
         <w:bidi w:val="0"/>
         <w:jc w:val="start"/>
         <w:rPr>
-          <w:b/>
-          <w:bCs/>
-          <w:i/>
-          <w:iCs/>
-        </w:rPr>
-      </w:pPr>
-      <w:r>
-        <w:rPr>
-          <w:b/>
-          <w:bCs/>
-          <w:i/>
-          <w:iCs/>
-        </w:rPr>
+          <w:b w:val="false"/>
+          <w:bCs w:val="false"/>
+          <w:i w:val="false"/>
+          <w:iCs w:val="false"/>
+        </w:rPr>
+      </w:pPr>
+      <w:r>
         <w:drawing>
           <wp:anchor distT="0" distB="0" distL="0" distR="0" simplePos="0" relativeHeight="3" behindDoc="0" locked="0" layoutInCell="0" allowOverlap="1">
             <wp:simplePos x="0" y="0"/>
@@ -993,6 +987,15 @@
           </wp:anchor>
         </w:drawing>
       </w:r>
+      <w:r>
+        <w:rPr>
+          <w:b w:val="false"/>
+          <w:bCs w:val="false"/>
+          <w:i w:val="false"/>
+          <w:iCs w:val="false"/>
+        </w:rPr>
+        <w:t>Pour cette question on retire une FSM et un compteur. Et on connecte les sortie de la FSM sur les entrées update et color_code des deux LED_Driver. Ensuite le deuxième bloc LED_Driver sera relier à la CLKB tandis que tous les autres bloc seront connecté à la CLKA.</w:t>
+      </w:r>
     </w:p>
     <w:p>
       <w:pPr>
@@ -1123,7 +1126,51 @@
           <w:i/>
           <w:iCs/>
         </w:rPr>
-        <w:t xml:space="preserve">6. Lancer une simulation. Que se passe-t-il au niveau des signaux update des modules LED_driver ? Qu’elle incidence cela a-t-ilsur les LEDs ? </w:t>
+        <w:t xml:space="preserve">6. Lancer une simulation. Que se passe-t-il au niveau des signaux update des modules LED_driver ? Qu’elle incidence cela a-t-il sur les LEDs ? </w:t>
+      </w:r>
+    </w:p>
+    <w:p>
+      <w:pPr>
+        <w:pStyle w:val="Normal"/>
+        <w:bidi w:val="0"/>
+        <w:jc w:val="start"/>
+        <w:rPr>
+          <w:b w:val="false"/>
+          <w:bCs w:val="false"/>
+          <w:i w:val="false"/>
+          <w:iCs w:val="false"/>
+        </w:rPr>
+      </w:pPr>
+      <w:r>
+        <w:rPr>
+          <w:b w:val="false"/>
+          <w:bCs w:val="false"/>
+          <w:i w:val="false"/>
+          <w:iCs w:val="false"/>
+        </w:rPr>
+        <w:t>Le deuxième bloc LED_Dreiver n’arrive pas à lire le signal d’update car celui-ci dure moins longtemps que un cycle d’horloge de CLKB.</w:t>
+      </w:r>
+    </w:p>
+    <w:p>
+      <w:pPr>
+        <w:pStyle w:val="Normal"/>
+        <w:bidi w:val="0"/>
+        <w:jc w:val="start"/>
+        <w:rPr>
+          <w:b w:val="false"/>
+          <w:bCs w:val="false"/>
+          <w:i w:val="false"/>
+          <w:iCs w:val="false"/>
+        </w:rPr>
+      </w:pPr>
+      <w:r>
+        <w:rPr>
+          <w:b w:val="false"/>
+          <w:bCs w:val="false"/>
+          <w:i w:val="false"/>
+          <w:iCs w:val="false"/>
+        </w:rPr>
+        <w:t>Du fait la LED 1 ne change pas de couleur.</w:t>
       </w:r>
     </w:p>
     <w:p>
@@ -1196,19 +1243,65 @@
         <w:bidi w:val="0"/>
         <w:jc w:val="start"/>
         <w:rPr>
-          <w:b/>
-          <w:bCs/>
-          <w:i/>
-          <w:iCs/>
-        </w:rPr>
-      </w:pPr>
-      <w:r>
-        <w:rPr>
-          <w:b/>
-          <w:bCs/>
-          <w:i/>
-          <w:iCs/>
-        </w:rPr>
+          <w:b w:val="false"/>
+          <w:bCs w:val="false"/>
+          <w:i w:val="false"/>
+          <w:iCs w:val="false"/>
+        </w:rPr>
+      </w:pPr>
+      <w:r>
+        <w:rPr>
+          <w:b w:val="false"/>
+          <w:bCs w:val="false"/>
+          <w:i w:val="false"/>
+          <w:iCs w:val="false"/>
+        </w:rPr>
+        <w:t>Une des solutions est de rallonger le signal update arrivant sur le deuxième bloc LED_Driver pour qu’il dure un cycle d’horloge de CLKB.</w:t>
+      </w:r>
+    </w:p>
+    <w:p>
+      <w:pPr>
+        <w:pStyle w:val="Normal"/>
+        <w:bidi w:val="0"/>
+        <w:jc w:val="start"/>
+        <w:rPr>
+          <w:b/>
+          <w:bCs/>
+          <w:i/>
+          <w:iCs/>
+        </w:rPr>
+      </w:pPr>
+      <w:r>
+        <w:rPr>
+          <w:b/>
+          <w:bCs/>
+          <w:i/>
+          <w:iCs/>
+        </w:rPr>
+      </w:r>
+    </w:p>
+    <w:p>
+      <w:pPr>
+        <w:pStyle w:val="Normal"/>
+        <w:bidi w:val="0"/>
+        <w:jc w:val="start"/>
+        <w:rPr>
+          <w:b/>
+          <w:bCs/>
+          <w:i/>
+          <w:iCs/>
+        </w:rPr>
+      </w:pPr>
+      <w:r>
+        <w:rPr>
+          <w:b/>
+          <w:bCs/>
+          <w:i/>
+          <w:iCs/>
+        </w:rPr>
+      </w:r>
+      <w:r>
+        <w:br w:type="page"/>
       </w:r>
     </w:p>
     <w:p>
@@ -1328,6 +1421,28 @@
         <w:bidi w:val="0"/>
         <w:jc w:val="start"/>
         <w:rPr>
+          <w:b w:val="false"/>
+          <w:bCs w:val="false"/>
+          <w:i w:val="false"/>
+          <w:iCs w:val="false"/>
+        </w:rPr>
+      </w:pPr>
+      <w:r>
+        <w:rPr>
+          <w:b w:val="false"/>
+          <w:bCs w:val="false"/>
+          <w:i w:val="false"/>
+          <w:iCs w:val="false"/>
+        </w:rPr>
+        <w:t>J’ai modifier la PLL pour une entré de 125 MHz qui est utiliser par le système en entrée.</w:t>
+      </w:r>
+    </w:p>
+    <w:p>
+      <w:pPr>
+        <w:pStyle w:val="Normal"/>
+        <w:bidi w:val="0"/>
+        <w:jc w:val="start"/>
+        <w:rPr>
           <w:b/>
           <w:bCs/>
           <w:i/>
@@ -1371,6 +1486,28 @@
         <w:bidi w:val="0"/>
         <w:jc w:val="start"/>
         <w:rPr>
+          <w:b w:val="false"/>
+          <w:bCs w:val="false"/>
+          <w:i w:val="false"/>
+          <w:iCs w:val="false"/>
+        </w:rPr>
+      </w:pPr>
+      <w:r>
+        <w:rPr>
+          <w:b w:val="false"/>
+          <w:bCs w:val="false"/>
+          <w:i w:val="false"/>
+          <w:iCs w:val="false"/>
+        </w:rPr>
+        <w:t>Lors de la synthèse vivado m’as informé que les signaux reset était non synchronisé aux horloges en voyant que les LED ne clignoté pas correctement. J’ai donc rajouté des IP pour synchronisé les reset aux horloges.</w:t>
+      </w:r>
+    </w:p>
+    <w:p>
+      <w:pPr>
+        <w:pStyle w:val="Normal"/>
+        <w:bidi w:val="0"/>
+        <w:jc w:val="start"/>
+        <w:rPr>
           <w:b/>
           <w:bCs/>
           <w:i/>
@@ -1492,6 +1629,28 @@
           <w:iCs/>
         </w:rPr>
         <w:t>13. Générez le bitstream, programmez la carte et vérifiez les signaux du chipscope (ILA).</w:t>
+      </w:r>
+    </w:p>
+    <w:p>
+      <w:pPr>
+        <w:pStyle w:val="Normal"/>
+        <w:bidi w:val="0"/>
+        <w:jc w:val="start"/>
+        <w:rPr>
+          <w:b w:val="false"/>
+          <w:bCs w:val="false"/>
+          <w:i w:val="false"/>
+          <w:iCs w:val="false"/>
+        </w:rPr>
+      </w:pPr>
+      <w:r>
+        <w:rPr>
+          <w:b w:val="false"/>
+          <w:bCs w:val="false"/>
+          <w:i w:val="false"/>
+          <w:iCs w:val="false"/>
+        </w:rPr>
+        <w:t>Je n’ai pas réussi à obtenir le bon résultat j’ai bien deux horloge différente mais les LEDs s’allume en Blanc.</w:t>
       </w:r>
     </w:p>
     <w:sectPr>
